--- a/OOD Lab/Lab_1/OODS-EE Lab_01 Classes, Constructors & Relationship.docx
+++ b/OOD Lab/Lab_1/OODS-EE Lab_01 Classes, Constructors & Relationship.docx
@@ -1816,7 +1816,7 @@
               </wp:inline>
             </w:drawing>
           </mc:Choice>
-          <mc:Fallback xmlns:w16sdtfl="http://schemas.microsoft.com/office/word/2024/wordml/sdtformatlock" xmlns:w16sdtdh="http://schemas.microsoft.com/office/word/2020/wordml/sdtdatahash" xmlns:w16du="http://schemas.microsoft.com/office/word/2023/wordml/word16du" xmlns:w16="http://schemas.microsoft.com/office/word/2018/wordml" xmlns:w16cid="http://schemas.microsoft.com/office/word/2016/wordml/cid" xmlns:w16cex="http://schemas.microsoft.com/office/word/2018/wordml/cex" xmlns:w16cei="http://schemas.microsoft.com/office/word/2026/wordml/cei" xmlns:oel="http://schemas.microsoft.com/office/2019/extlst" xmlns:am3d="http://schemas.microsoft.com/office/drawing/2017/model3d" xmlns:aink="http://schemas.microsoft.com/office/drawing/2016/ink" xmlns:cx8="http://schemas.microsoft.com/office/drawing/2016/5/14/chartex" xmlns:cx7="http://schemas.microsoft.com/office/drawing/2016/5/13/chartex" xmlns:cx6="http://schemas.microsoft.com/office/drawing/2016/5/12/chartex" xmlns:cx5="http://schemas.microsoft.com/office/drawing/2016/5/11/chartex" xmlns:cx4="http://schemas.microsoft.com/office/drawing/2016/5/10/chartex" xmlns:cx3="http://schemas.microsoft.com/office/drawing/2016/5/9/chartex" xmlns:cx2="http://schemas.microsoft.com/office/drawing/2015/10/21/chartex" xmlns:cx1="http://schemas.microsoft.com/office/drawing/2015/9/8/chartex">
+          <mc:Fallback xmlns:cx1="http://schemas.microsoft.com/office/drawing/2015/9/8/chartex" xmlns:cx2="http://schemas.microsoft.com/office/drawing/2015/10/21/chartex" xmlns:cx3="http://schemas.microsoft.com/office/drawing/2016/5/9/chartex" xmlns:cx4="http://schemas.microsoft.com/office/drawing/2016/5/10/chartex" xmlns:cx5="http://schemas.microsoft.com/office/drawing/2016/5/11/chartex" xmlns:cx6="http://schemas.microsoft.com/office/drawing/2016/5/12/chartex" xmlns:cx7="http://schemas.microsoft.com/office/drawing/2016/5/13/chartex" xmlns:cx8="http://schemas.microsoft.com/office/drawing/2016/5/14/chartex" xmlns:aink="http://schemas.microsoft.com/office/drawing/2016/ink" xmlns:am3d="http://schemas.microsoft.com/office/drawing/2017/model3d" xmlns:oel="http://schemas.microsoft.com/office/2019/extlst" xmlns:w16cei="http://schemas.microsoft.com/office/word/2026/wordml/cei" xmlns:w16cex="http://schemas.microsoft.com/office/word/2018/wordml/cex" xmlns:w16cid="http://schemas.microsoft.com/office/word/2016/wordml/cid" xmlns:w16="http://schemas.microsoft.com/office/word/2018/wordml" xmlns:w16du="http://schemas.microsoft.com/office/word/2023/wordml/word16du" xmlns:w16sdtdh="http://schemas.microsoft.com/office/word/2020/wordml/sdtdatahash" xmlns:w16sdtfl="http://schemas.microsoft.com/office/word/2024/wordml/sdtformatlock">
             <w:pict>
               <v:shapetype w14:anchorId="6A63C7BE" id="_x0000_t202" coordsize="21600,21600" o:spt="202" path="m,l,21600r21600,l21600,xe">
                 <v:stroke joinstyle="miter"/>
@@ -3152,7 +3152,7 @@
               </wp:inline>
             </w:drawing>
           </mc:Choice>
-          <mc:Fallback xmlns:w16sdtfl="http://schemas.microsoft.com/office/word/2024/wordml/sdtformatlock" xmlns:w16sdtdh="http://schemas.microsoft.com/office/word/2020/wordml/sdtdatahash" xmlns:w16du="http://schemas.microsoft.com/office/word/2023/wordml/word16du" xmlns:w16="http://schemas.microsoft.com/office/word/2018/wordml" xmlns:w16cid="http://schemas.microsoft.com/office/word/2016/wordml/cid" xmlns:w16cex="http://schemas.microsoft.com/office/word/2018/wordml/cex" xmlns:w16cei="http://schemas.microsoft.com/office/word/2026/wordml/cei" xmlns:oel="http://schemas.microsoft.com/office/2019/extlst" xmlns:am3d="http://schemas.microsoft.com/office/drawing/2017/model3d" xmlns:aink="http://schemas.microsoft.com/office/drawing/2016/ink" xmlns:cx8="http://schemas.microsoft.com/office/drawing/2016/5/14/chartex" xmlns:cx7="http://schemas.microsoft.com/office/drawing/2016/5/13/chartex" xmlns:cx6="http://schemas.microsoft.com/office/drawing/2016/5/12/chartex" xmlns:cx5="http://schemas.microsoft.com/office/drawing/2016/5/11/chartex" xmlns:cx4="http://schemas.microsoft.com/office/drawing/2016/5/10/chartex" xmlns:cx3="http://schemas.microsoft.com/office/drawing/2016/5/9/chartex" xmlns:cx2="http://schemas.microsoft.com/office/drawing/2015/10/21/chartex" xmlns:cx1="http://schemas.microsoft.com/office/drawing/2015/9/8/chartex">
+          <mc:Fallback xmlns:cx1="http://schemas.microsoft.com/office/drawing/2015/9/8/chartex" xmlns:cx2="http://schemas.microsoft.com/office/drawing/2015/10/21/chartex" xmlns:cx3="http://schemas.microsoft.com/office/drawing/2016/5/9/chartex" xmlns:cx4="http://schemas.microsoft.com/office/drawing/2016/5/10/chartex" xmlns:cx5="http://schemas.microsoft.com/office/drawing/2016/5/11/chartex" xmlns:cx6="http://schemas.microsoft.com/office/drawing/2016/5/12/chartex" xmlns:cx7="http://schemas.microsoft.com/office/drawing/2016/5/13/chartex" xmlns:cx8="http://schemas.microsoft.com/office/drawing/2016/5/14/chartex" xmlns:aink="http://schemas.microsoft.com/office/drawing/2016/ink" xmlns:am3d="http://schemas.microsoft.com/office/drawing/2017/model3d" xmlns:oel="http://schemas.microsoft.com/office/2019/extlst" xmlns:w16cei="http://schemas.microsoft.com/office/word/2026/wordml/cei" xmlns:w16cex="http://schemas.microsoft.com/office/word/2018/wordml/cex" xmlns:w16cid="http://schemas.microsoft.com/office/word/2016/wordml/cid" xmlns:w16="http://schemas.microsoft.com/office/word/2018/wordml" xmlns:w16du="http://schemas.microsoft.com/office/word/2023/wordml/word16du" xmlns:w16sdtdh="http://schemas.microsoft.com/office/word/2020/wordml/sdtdatahash" xmlns:w16sdtfl="http://schemas.microsoft.com/office/word/2024/wordml/sdtformatlock">
             <w:pict>
               <v:shape w14:anchorId="69CF0B61" id="Text Box 2" o:spid="_x0000_s1027" type="#_x0000_t202" style="width:472.2pt;height:346.8pt;visibility:visible;mso-wrap-style:square;mso-left-percent:-10001;mso-top-percent:-10001;mso-position-horizontal:absolute;mso-position-horizontal-relative:char;mso-position-vertical:absolute;mso-position-vertical-relative:line;mso-left-percent:-10001;mso-top-percent:-10001;v-text-anchor:top" o:gfxdata="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" fillcolor="white [3201]" strokeweight=".5pt">
                 <v:textbox>
@@ -4134,7 +4134,7 @@
               </wp:inline>
             </w:drawing>
           </mc:Choice>
-          <mc:Fallback xmlns:w16sdtfl="http://schemas.microsoft.com/office/word/2024/wordml/sdtformatlock" xmlns:w16sdtdh="http://schemas.microsoft.com/office/word/2020/wordml/sdtdatahash" xmlns:w16du="http://schemas.microsoft.com/office/word/2023/wordml/word16du" xmlns:w16="http://schemas.microsoft.com/office/word/2018/wordml" xmlns:w16cid="http://schemas.microsoft.com/office/word/2016/wordml/cid" xmlns:w16cex="http://schemas.microsoft.com/office/word/2018/wordml/cex" xmlns:w16cei="http://schemas.microsoft.com/office/word/2026/wordml/cei" xmlns:oel="http://schemas.microsoft.com/office/2019/extlst" xmlns:am3d="http://schemas.microsoft.com/office/drawing/2017/model3d" xmlns:aink="http://schemas.microsoft.com/office/drawing/2016/ink" xmlns:cx8="http://schemas.microsoft.com/office/drawing/2016/5/14/chartex" xmlns:cx7="http://schemas.microsoft.com/office/drawing/2016/5/13/chartex" xmlns:cx6="http://schemas.microsoft.com/office/drawing/2016/5/12/chartex" xmlns:cx5="http://schemas.microsoft.com/office/drawing/2016/5/11/chartex" xmlns:cx4="http://schemas.microsoft.com/office/drawing/2016/5/10/chartex" xmlns:cx3="http://schemas.microsoft.com/office/drawing/2016/5/9/chartex" xmlns:cx2="http://schemas.microsoft.com/office/drawing/2015/10/21/chartex" xmlns:cx1="http://schemas.microsoft.com/office/drawing/2015/9/8/chartex">
+          <mc:Fallback xmlns:cx1="http://schemas.microsoft.com/office/drawing/2015/9/8/chartex" xmlns:cx2="http://schemas.microsoft.com/office/drawing/2015/10/21/chartex" xmlns:cx3="http://schemas.microsoft.com/office/drawing/2016/5/9/chartex" xmlns:cx4="http://schemas.microsoft.com/office/drawing/2016/5/10/chartex" xmlns:cx5="http://schemas.microsoft.com/office/drawing/2016/5/11/chartex" xmlns:cx6="http://schemas.microsoft.com/office/drawing/2016/5/12/chartex" xmlns:cx7="http://schemas.microsoft.com/office/drawing/2016/5/13/chartex" xmlns:cx8="http://schemas.microsoft.com/office/drawing/2016/5/14/chartex" xmlns:aink="http://schemas.microsoft.com/office/drawing/2016/ink" xmlns:am3d="http://schemas.microsoft.com/office/drawing/2017/model3d" xmlns:oel="http://schemas.microsoft.com/office/2019/extlst" xmlns:w16cei="http://schemas.microsoft.com/office/word/2026/wordml/cei" xmlns:w16cex="http://schemas.microsoft.com/office/word/2018/wordml/cex" xmlns:w16cid="http://schemas.microsoft.com/office/word/2016/wordml/cid" xmlns:w16="http://schemas.microsoft.com/office/word/2018/wordml" xmlns:w16du="http://schemas.microsoft.com/office/word/2023/wordml/word16du" xmlns:w16sdtdh="http://schemas.microsoft.com/office/word/2020/wordml/sdtdatahash" xmlns:w16sdtfl="http://schemas.microsoft.com/office/word/2024/wordml/sdtformatlock">
             <w:pict>
               <v:shape w14:anchorId="0FC63128" id="Text Box 3" o:spid="_x0000_s1028" type="#_x0000_t202" style="width:476pt;height:48pt;visibility:visible;mso-wrap-style:square;mso-left-percent:-10001;mso-top-percent:-10001;mso-position-horizontal:absolute;mso-position-horizontal-relative:char;mso-position-vertical:absolute;mso-position-vertical-relative:line;mso-left-percent:-10001;mso-top-percent:-10001;v-text-anchor:top" o:gfxdata="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" fillcolor="white [3201]" strokeweight=".5pt">
                 <v:textbox>
@@ -4509,7 +4509,7 @@
               </wp:inline>
             </w:drawing>
           </mc:Choice>
-          <mc:Fallback xmlns:w16sdtfl="http://schemas.microsoft.com/office/word/2024/wordml/sdtformatlock" xmlns:w16sdtdh="http://schemas.microsoft.com/office/word/2020/wordml/sdtdatahash" xmlns:w16du="http://schemas.microsoft.com/office/word/2023/wordml/word16du" xmlns:w16="http://schemas.microsoft.com/office/word/2018/wordml" xmlns:w16cid="http://schemas.microsoft.com/office/word/2016/wordml/cid" xmlns:w16cex="http://schemas.microsoft.com/office/word/2018/wordml/cex" xmlns:w16cei="http://schemas.microsoft.com/office/word/2026/wordml/cei" xmlns:oel="http://schemas.microsoft.com/office/2019/extlst" xmlns:am3d="http://schemas.microsoft.com/office/drawing/2017/model3d" xmlns:aink="http://schemas.microsoft.com/office/drawing/2016/ink" xmlns:cx8="http://schemas.microsoft.com/office/drawing/2016/5/14/chartex" xmlns:cx7="http://schemas.microsoft.com/office/drawing/2016/5/13/chartex" xmlns:cx6="http://schemas.microsoft.com/office/drawing/2016/5/12/chartex" xmlns:cx5="http://schemas.microsoft.com/office/drawing/2016/5/11/chartex" xmlns:cx4="http://schemas.microsoft.com/office/drawing/2016/5/10/chartex" xmlns:cx3="http://schemas.microsoft.com/office/drawing/2016/5/9/chartex" xmlns:cx2="http://schemas.microsoft.com/office/drawing/2015/10/21/chartex" xmlns:cx1="http://schemas.microsoft.com/office/drawing/2015/9/8/chartex">
+          <mc:Fallback xmlns:cx1="http://schemas.microsoft.com/office/drawing/2015/9/8/chartex" xmlns:cx2="http://schemas.microsoft.com/office/drawing/2015/10/21/chartex" xmlns:cx3="http://schemas.microsoft.com/office/drawing/2016/5/9/chartex" xmlns:cx4="http://schemas.microsoft.com/office/drawing/2016/5/10/chartex" xmlns:cx5="http://schemas.microsoft.com/office/drawing/2016/5/11/chartex" xmlns:cx6="http://schemas.microsoft.com/office/drawing/2016/5/12/chartex" xmlns:cx7="http://schemas.microsoft.com/office/drawing/2016/5/13/chartex" xmlns:cx8="http://schemas.microsoft.com/office/drawing/2016/5/14/chartex" xmlns:aink="http://schemas.microsoft.com/office/drawing/2016/ink" xmlns:am3d="http://schemas.microsoft.com/office/drawing/2017/model3d" xmlns:oel="http://schemas.microsoft.com/office/2019/extlst" xmlns:w16cei="http://schemas.microsoft.com/office/word/2026/wordml/cei" xmlns:w16cex="http://schemas.microsoft.com/office/word/2018/wordml/cex" xmlns:w16cid="http://schemas.microsoft.com/office/word/2016/wordml/cid" xmlns:w16="http://schemas.microsoft.com/office/word/2018/wordml" xmlns:w16du="http://schemas.microsoft.com/office/word/2023/wordml/word16du" xmlns:w16sdtdh="http://schemas.microsoft.com/office/word/2020/wordml/sdtdatahash" xmlns:w16sdtfl="http://schemas.microsoft.com/office/word/2024/wordml/sdtformatlock">
             <w:pict>
               <v:shape w14:anchorId="0CD5CD00" id="Text Box 4" o:spid="_x0000_s1029" type="#_x0000_t202" style="width:473pt;height:23pt;visibility:visible;mso-wrap-style:square;mso-left-percent:-10001;mso-top-percent:-10001;mso-position-horizontal:absolute;mso-position-horizontal-relative:char;mso-position-vertical:absolute;mso-position-vertical-relative:line;mso-left-percent:-10001;mso-top-percent:-10001;v-text-anchor:top" o:gfxdata="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" fillcolor="white [3201]" strokeweight=".5pt">
                 <v:textbox>
@@ -5311,7 +5311,7 @@
               </wp:inline>
             </w:drawing>
           </mc:Choice>
-          <mc:Fallback xmlns:w16sdtfl="http://schemas.microsoft.com/office/word/2024/wordml/sdtformatlock" xmlns:w16sdtdh="http://schemas.microsoft.com/office/word/2020/wordml/sdtdatahash" xmlns:w16du="http://schemas.microsoft.com/office/word/2023/wordml/word16du" xmlns:w16="http://schemas.microsoft.com/office/word/2018/wordml" xmlns:w16cid="http://schemas.microsoft.com/office/word/2016/wordml/cid" xmlns:w16cex="http://schemas.microsoft.com/office/word/2018/wordml/cex" xmlns:w16cei="http://schemas.microsoft.com/office/word/2026/wordml/cei" xmlns:oel="http://schemas.microsoft.com/office/2019/extlst" xmlns:am3d="http://schemas.microsoft.com/office/drawing/2017/model3d" xmlns:aink="http://schemas.microsoft.com/office/drawing/2016/ink" xmlns:cx8="http://schemas.microsoft.com/office/drawing/2016/5/14/chartex" xmlns:cx7="http://schemas.microsoft.com/office/drawing/2016/5/13/chartex" xmlns:cx6="http://schemas.microsoft.com/office/drawing/2016/5/12/chartex" xmlns:cx5="http://schemas.microsoft.com/office/drawing/2016/5/11/chartex" xmlns:cx4="http://schemas.microsoft.com/office/drawing/2016/5/10/chartex" xmlns:cx3="http://schemas.microsoft.com/office/drawing/2016/5/9/chartex" xmlns:cx2="http://schemas.microsoft.com/office/drawing/2015/10/21/chartex" xmlns:cx1="http://schemas.microsoft.com/office/drawing/2015/9/8/chartex">
+          <mc:Fallback xmlns:cx1="http://schemas.microsoft.com/office/drawing/2015/9/8/chartex" xmlns:cx2="http://schemas.microsoft.com/office/drawing/2015/10/21/chartex" xmlns:cx3="http://schemas.microsoft.com/office/drawing/2016/5/9/chartex" xmlns:cx4="http://schemas.microsoft.com/office/drawing/2016/5/10/chartex" xmlns:cx5="http://schemas.microsoft.com/office/drawing/2016/5/11/chartex" xmlns:cx6="http://schemas.microsoft.com/office/drawing/2016/5/12/chartex" xmlns:cx7="http://schemas.microsoft.com/office/drawing/2016/5/13/chartex" xmlns:cx8="http://schemas.microsoft.com/office/drawing/2016/5/14/chartex" xmlns:aink="http://schemas.microsoft.com/office/drawing/2016/ink" xmlns:am3d="http://schemas.microsoft.com/office/drawing/2017/model3d" xmlns:oel="http://schemas.microsoft.com/office/2019/extlst" xmlns:w16cei="http://schemas.microsoft.com/office/word/2026/wordml/cei" xmlns:w16cex="http://schemas.microsoft.com/office/word/2018/wordml/cex" xmlns:w16cid="http://schemas.microsoft.com/office/word/2016/wordml/cid" xmlns:w16="http://schemas.microsoft.com/office/word/2018/wordml" xmlns:w16du="http://schemas.microsoft.com/office/word/2023/wordml/word16du" xmlns:w16sdtdh="http://schemas.microsoft.com/office/word/2020/wordml/sdtdatahash" xmlns:w16sdtfl="http://schemas.microsoft.com/office/word/2024/wordml/sdtformatlock">
             <w:pict>
               <v:shape w14:anchorId="6964C015" id="Text Box 5" o:spid="_x0000_s1030" type="#_x0000_t202" style="width:471.6pt;height:4in;visibility:visible;mso-wrap-style:square;mso-left-percent:-10001;mso-top-percent:-10001;mso-position-horizontal:absolute;mso-position-horizontal-relative:char;mso-position-vertical:absolute;mso-position-vertical-relative:line;mso-left-percent:-10001;mso-top-percent:-10001;v-text-anchor:top" o:gfxdata="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" fillcolor="white [3201]" strokeweight=".5pt">
                 <v:textbox>
@@ -6070,7 +6070,7 @@
               </wp:inline>
             </w:drawing>
           </mc:Choice>
-          <mc:Fallback xmlns:w16sdtfl="http://schemas.microsoft.com/office/word/2024/wordml/sdtformatlock" xmlns:w16sdtdh="http://schemas.microsoft.com/office/word/2020/wordml/sdtdatahash" xmlns:w16du="http://schemas.microsoft.com/office/word/2023/wordml/word16du" xmlns:w16="http://schemas.microsoft.com/office/word/2018/wordml" xmlns:w16cid="http://schemas.microsoft.com/office/word/2016/wordml/cid" xmlns:w16cex="http://schemas.microsoft.com/office/word/2018/wordml/cex" xmlns:w16cei="http://schemas.microsoft.com/office/word/2026/wordml/cei" xmlns:oel="http://schemas.microsoft.com/office/2019/extlst" xmlns:am3d="http://schemas.microsoft.com/office/drawing/2017/model3d" xmlns:aink="http://schemas.microsoft.com/office/drawing/2016/ink" xmlns:cx8="http://schemas.microsoft.com/office/drawing/2016/5/14/chartex" xmlns:cx7="http://schemas.microsoft.com/office/drawing/2016/5/13/chartex" xmlns:cx6="http://schemas.microsoft.com/office/drawing/2016/5/12/chartex" xmlns:cx5="http://schemas.microsoft.com/office/drawing/2016/5/11/chartex" xmlns:cx4="http://schemas.microsoft.com/office/drawing/2016/5/10/chartex" xmlns:cx3="http://schemas.microsoft.com/office/drawing/2016/5/9/chartex" xmlns:cx2="http://schemas.microsoft.com/office/drawing/2015/10/21/chartex" xmlns:cx1="http://schemas.microsoft.com/office/drawing/2015/9/8/chartex">
+          <mc:Fallback xmlns:cx1="http://schemas.microsoft.com/office/drawing/2015/9/8/chartex" xmlns:cx2="http://schemas.microsoft.com/office/drawing/2015/10/21/chartex" xmlns:cx3="http://schemas.microsoft.com/office/drawing/2016/5/9/chartex" xmlns:cx4="http://schemas.microsoft.com/office/drawing/2016/5/10/chartex" xmlns:cx5="http://schemas.microsoft.com/office/drawing/2016/5/11/chartex" xmlns:cx6="http://schemas.microsoft.com/office/drawing/2016/5/12/chartex" xmlns:cx7="http://schemas.microsoft.com/office/drawing/2016/5/13/chartex" xmlns:cx8="http://schemas.microsoft.com/office/drawing/2016/5/14/chartex" xmlns:aink="http://schemas.microsoft.com/office/drawing/2016/ink" xmlns:am3d="http://schemas.microsoft.com/office/drawing/2017/model3d" xmlns:oel="http://schemas.microsoft.com/office/2019/extlst" xmlns:w16cei="http://schemas.microsoft.com/office/word/2026/wordml/cei" xmlns:w16cex="http://schemas.microsoft.com/office/word/2018/wordml/cex" xmlns:w16cid="http://schemas.microsoft.com/office/word/2016/wordml/cid" xmlns:w16="http://schemas.microsoft.com/office/word/2018/wordml" xmlns:w16du="http://schemas.microsoft.com/office/word/2023/wordml/word16du" xmlns:w16sdtdh="http://schemas.microsoft.com/office/word/2020/wordml/sdtdatahash" xmlns:w16sdtfl="http://schemas.microsoft.com/office/word/2024/wordml/sdtformatlock">
             <w:pict>
               <v:shape w14:anchorId="799DC305" id="Text Box 10" o:spid="_x0000_s1031" type="#_x0000_t202" style="width:470.4pt;height:20pt;visibility:visible;mso-wrap-style:square;mso-left-percent:-10001;mso-top-percent:-10001;mso-position-horizontal:absolute;mso-position-horizontal-relative:char;mso-position-vertical:absolute;mso-position-vertical-relative:line;mso-left-percent:-10001;mso-top-percent:-10001;v-text-anchor:top" o:gfxdata="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" fillcolor="white [3201]" strokeweight=".5pt">
                 <v:textbox>
@@ -7496,7 +7496,7 @@
               </wp:inline>
             </w:drawing>
           </mc:Choice>
-          <mc:Fallback xmlns:w16sdtfl="http://schemas.microsoft.com/office/word/2024/wordml/sdtformatlock" xmlns:w16sdtdh="http://schemas.microsoft.com/office/word/2020/wordml/sdtdatahash" xmlns:w16du="http://schemas.microsoft.com/office/word/2023/wordml/word16du" xmlns:w16="http://schemas.microsoft.com/office/word/2018/wordml" xmlns:w16cid="http://schemas.microsoft.com/office/word/2016/wordml/cid" xmlns:w16cex="http://schemas.microsoft.com/office/word/2018/wordml/cex" xmlns:w16cei="http://schemas.microsoft.com/office/word/2026/wordml/cei" xmlns:oel="http://schemas.microsoft.com/office/2019/extlst" xmlns:am3d="http://schemas.microsoft.com/office/drawing/2017/model3d" xmlns:aink="http://schemas.microsoft.com/office/drawing/2016/ink" xmlns:cx8="http://schemas.microsoft.com/office/drawing/2016/5/14/chartex" xmlns:cx7="http://schemas.microsoft.com/office/drawing/2016/5/13/chartex" xmlns:cx6="http://schemas.microsoft.com/office/drawing/2016/5/12/chartex" xmlns:cx5="http://schemas.microsoft.com/office/drawing/2016/5/11/chartex" xmlns:cx4="http://schemas.microsoft.com/office/drawing/2016/5/10/chartex" xmlns:cx3="http://schemas.microsoft.com/office/drawing/2016/5/9/chartex" xmlns:cx2="http://schemas.microsoft.com/office/drawing/2015/10/21/chartex" xmlns:cx1="http://schemas.microsoft.com/office/drawing/2015/9/8/chartex">
+          <mc:Fallback xmlns:cx1="http://schemas.microsoft.com/office/drawing/2015/9/8/chartex" xmlns:cx2="http://schemas.microsoft.com/office/drawing/2015/10/21/chartex" xmlns:cx3="http://schemas.microsoft.com/office/drawing/2016/5/9/chartex" xmlns:cx4="http://schemas.microsoft.com/office/drawing/2016/5/10/chartex" xmlns:cx5="http://schemas.microsoft.com/office/drawing/2016/5/11/chartex" xmlns:cx6="http://schemas.microsoft.com/office/drawing/2016/5/12/chartex" xmlns:cx7="http://schemas.microsoft.com/office/drawing/2016/5/13/chartex" xmlns:cx8="http://schemas.microsoft.com/office/drawing/2016/5/14/chartex" xmlns:aink="http://schemas.microsoft.com/office/drawing/2016/ink" xmlns:am3d="http://schemas.microsoft.com/office/drawing/2017/model3d" xmlns:oel="http://schemas.microsoft.com/office/2019/extlst" xmlns:w16cei="http://schemas.microsoft.com/office/word/2026/wordml/cei" xmlns:w16cex="http://schemas.microsoft.com/office/word/2018/wordml/cex" xmlns:w16cid="http://schemas.microsoft.com/office/word/2016/wordml/cid" xmlns:w16="http://schemas.microsoft.com/office/word/2018/wordml" xmlns:w16du="http://schemas.microsoft.com/office/word/2023/wordml/word16du" xmlns:w16sdtdh="http://schemas.microsoft.com/office/word/2020/wordml/sdtdatahash" xmlns:w16sdtfl="http://schemas.microsoft.com/office/word/2024/wordml/sdtformatlock">
             <w:pict>
               <v:shape w14:anchorId="5F8AF1E7" id="Text Box 9" o:spid="_x0000_s1032" type="#_x0000_t202" style="width:466.25pt;height:328.3pt;visibility:visible;mso-wrap-style:square;mso-left-percent:-10001;mso-top-percent:-10001;mso-position-horizontal:absolute;mso-position-horizontal-relative:char;mso-position-vertical:absolute;mso-position-vertical-relative:line;mso-left-percent:-10001;mso-top-percent:-10001;v-text-anchor:top" o:gfxdata="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" fillcolor="white [3201]" strokeweight=".5pt">
                 <v:textbox>
@@ -9534,7 +9534,7 @@
               </wp:inline>
             </w:drawing>
           </mc:Choice>
-          <mc:Fallback xmlns:w16sdtfl="http://schemas.microsoft.com/office/word/2024/wordml/sdtformatlock" xmlns:w16sdtdh="http://schemas.microsoft.com/office/word/2020/wordml/sdtdatahash" xmlns:w16du="http://schemas.microsoft.com/office/word/2023/wordml/word16du" xmlns:w16="http://schemas.microsoft.com/office/word/2018/wordml" xmlns:w16cid="http://schemas.microsoft.com/office/word/2016/wordml/cid" xmlns:w16cex="http://schemas.microsoft.com/office/word/2018/wordml/cex" xmlns:w16cei="http://schemas.microsoft.com/office/word/2026/wordml/cei" xmlns:oel="http://schemas.microsoft.com/office/2019/extlst" xmlns:am3d="http://schemas.microsoft.com/office/drawing/2017/model3d" xmlns:aink="http://schemas.microsoft.com/office/drawing/2016/ink" xmlns:cx8="http://schemas.microsoft.com/office/drawing/2016/5/14/chartex" xmlns:cx7="http://schemas.microsoft.com/office/drawing/2016/5/13/chartex" xmlns:cx6="http://schemas.microsoft.com/office/drawing/2016/5/12/chartex" xmlns:cx5="http://schemas.microsoft.com/office/drawing/2016/5/11/chartex" xmlns:cx4="http://schemas.microsoft.com/office/drawing/2016/5/10/chartex" xmlns:cx3="http://schemas.microsoft.com/office/drawing/2016/5/9/chartex" xmlns:cx2="http://schemas.microsoft.com/office/drawing/2015/10/21/chartex" xmlns:cx1="http://schemas.microsoft.com/office/drawing/2015/9/8/chartex">
+          <mc:Fallback xmlns:cx1="http://schemas.microsoft.com/office/drawing/2015/9/8/chartex" xmlns:cx2="http://schemas.microsoft.com/office/drawing/2015/10/21/chartex" xmlns:cx3="http://schemas.microsoft.com/office/drawing/2016/5/9/chartex" xmlns:cx4="http://schemas.microsoft.com/office/drawing/2016/5/10/chartex" xmlns:cx5="http://schemas.microsoft.com/office/drawing/2016/5/11/chartex" xmlns:cx6="http://schemas.microsoft.com/office/drawing/2016/5/12/chartex" xmlns:cx7="http://schemas.microsoft.com/office/drawing/2016/5/13/chartex" xmlns:cx8="http://schemas.microsoft.com/office/drawing/2016/5/14/chartex" xmlns:aink="http://schemas.microsoft.com/office/drawing/2016/ink" xmlns:am3d="http://schemas.microsoft.com/office/drawing/2017/model3d" xmlns:oel="http://schemas.microsoft.com/office/2019/extlst" xmlns:w16cei="http://schemas.microsoft.com/office/word/2026/wordml/cei" xmlns:w16cex="http://schemas.microsoft.com/office/word/2018/wordml/cex" xmlns:w16cid="http://schemas.microsoft.com/office/word/2016/wordml/cid" xmlns:w16="http://schemas.microsoft.com/office/word/2018/wordml" xmlns:w16du="http://schemas.microsoft.com/office/word/2023/wordml/word16du" xmlns:w16sdtdh="http://schemas.microsoft.com/office/word/2020/wordml/sdtdatahash" xmlns:w16sdtfl="http://schemas.microsoft.com/office/word/2024/wordml/sdtformatlock">
             <w:pict>
               <v:shape w14:anchorId="64F58819" id="Text Box 8" o:spid="_x0000_s1033" type="#_x0000_t202" style="width:465pt;height:212pt;visibility:visible;mso-wrap-style:square;mso-left-percent:-10001;mso-top-percent:-10001;mso-position-horizontal:absolute;mso-position-horizontal-relative:char;mso-position-vertical:absolute;mso-position-vertical-relative:line;mso-left-percent:-10001;mso-top-percent:-10001;v-text-anchor:top" o:gfxdata="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" fillcolor="white [3201]" strokeweight=".5pt">
                 <v:textbox>
@@ -10971,7 +10971,7 @@
               </wp:inline>
             </w:drawing>
           </mc:Choice>
-          <mc:Fallback xmlns:w16sdtfl="http://schemas.microsoft.com/office/word/2024/wordml/sdtformatlock" xmlns:w16sdtdh="http://schemas.microsoft.com/office/word/2020/wordml/sdtdatahash" xmlns:w16du="http://schemas.microsoft.com/office/word/2023/wordml/word16du" xmlns:w16="http://schemas.microsoft.com/office/word/2018/wordml" xmlns:w16cid="http://schemas.microsoft.com/office/word/2016/wordml/cid" xmlns:w16cex="http://schemas.microsoft.com/office/word/2018/wordml/cex" xmlns:w16cei="http://schemas.microsoft.com/office/word/2026/wordml/cei" xmlns:oel="http://schemas.microsoft.com/office/2019/extlst" xmlns:am3d="http://schemas.microsoft.com/office/drawing/2017/model3d" xmlns:aink="http://schemas.microsoft.com/office/drawing/2016/ink" xmlns:cx8="http://schemas.microsoft.com/office/drawing/2016/5/14/chartex" xmlns:cx7="http://schemas.microsoft.com/office/drawing/2016/5/13/chartex" xmlns:cx6="http://schemas.microsoft.com/office/drawing/2016/5/12/chartex" xmlns:cx5="http://schemas.microsoft.com/office/drawing/2016/5/11/chartex" xmlns:cx4="http://schemas.microsoft.com/office/drawing/2016/5/10/chartex" xmlns:cx3="http://schemas.microsoft.com/office/drawing/2016/5/9/chartex" xmlns:cx2="http://schemas.microsoft.com/office/drawing/2015/10/21/chartex" xmlns:cx1="http://schemas.microsoft.com/office/drawing/2015/9/8/chartex">
+          <mc:Fallback xmlns:cx1="http://schemas.microsoft.com/office/drawing/2015/9/8/chartex" xmlns:cx2="http://schemas.microsoft.com/office/drawing/2015/10/21/chartex" xmlns:cx3="http://schemas.microsoft.com/office/drawing/2016/5/9/chartex" xmlns:cx4="http://schemas.microsoft.com/office/drawing/2016/5/10/chartex" xmlns:cx5="http://schemas.microsoft.com/office/drawing/2016/5/11/chartex" xmlns:cx6="http://schemas.microsoft.com/office/drawing/2016/5/12/chartex" xmlns:cx7="http://schemas.microsoft.com/office/drawing/2016/5/13/chartex" xmlns:cx8="http://schemas.microsoft.com/office/drawing/2016/5/14/chartex" xmlns:aink="http://schemas.microsoft.com/office/drawing/2016/ink" xmlns:am3d="http://schemas.microsoft.com/office/drawing/2017/model3d" xmlns:oel="http://schemas.microsoft.com/office/2019/extlst" xmlns:w16cei="http://schemas.microsoft.com/office/word/2026/wordml/cei" xmlns:w16cex="http://schemas.microsoft.com/office/word/2018/wordml/cex" xmlns:w16cid="http://schemas.microsoft.com/office/word/2016/wordml/cid" xmlns:w16="http://schemas.microsoft.com/office/word/2018/wordml" xmlns:w16du="http://schemas.microsoft.com/office/word/2023/wordml/word16du" xmlns:w16sdtdh="http://schemas.microsoft.com/office/word/2020/wordml/sdtdatahash" xmlns:w16sdtfl="http://schemas.microsoft.com/office/word/2024/wordml/sdtformatlock">
             <w:pict>
               <v:shape w14:anchorId="6421FD35" id="Text Box 11" o:spid="_x0000_s1034" type="#_x0000_t202" style="width:462pt;height:162pt;visibility:visible;mso-wrap-style:square;mso-left-percent:-10001;mso-top-percent:-10001;mso-position-horizontal:absolute;mso-position-horizontal-relative:char;mso-position-vertical:absolute;mso-position-vertical-relative:line;mso-left-percent:-10001;mso-top-percent:-10001;v-text-anchor:top" o:gfxdata="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" fillcolor="white [3201]" strokeweight=".5pt">
                 <v:textbox>
@@ -12990,7 +12990,7 @@
               </wp:inline>
             </w:drawing>
           </mc:Choice>
-          <mc:Fallback xmlns:w16sdtfl="http://schemas.microsoft.com/office/word/2024/wordml/sdtformatlock" xmlns:w16sdtdh="http://schemas.microsoft.com/office/word/2020/wordml/sdtdatahash" xmlns:w16du="http://schemas.microsoft.com/office/word/2023/wordml/word16du" xmlns:w16="http://schemas.microsoft.com/office/word/2018/wordml" xmlns:w16cid="http://schemas.microsoft.com/office/word/2016/wordml/cid" xmlns:w16cex="http://schemas.microsoft.com/office/word/2018/wordml/cex" xmlns:w16cei="http://schemas.microsoft.com/office/word/2026/wordml/cei" xmlns:oel="http://schemas.microsoft.com/office/2019/extlst" xmlns:am3d="http://schemas.microsoft.com/office/drawing/2017/model3d" xmlns:aink="http://schemas.microsoft.com/office/drawing/2016/ink" xmlns:cx8="http://schemas.microsoft.com/office/drawing/2016/5/14/chartex" xmlns:cx7="http://schemas.microsoft.com/office/drawing/2016/5/13/chartex" xmlns:cx6="http://schemas.microsoft.com/office/drawing/2016/5/12/chartex" xmlns:cx5="http://schemas.microsoft.com/office/drawing/2016/5/11/chartex" xmlns:cx4="http://schemas.microsoft.com/office/drawing/2016/5/10/chartex" xmlns:cx3="http://schemas.microsoft.com/office/drawing/2016/5/9/chartex" xmlns:cx2="http://schemas.microsoft.com/office/drawing/2015/10/21/chartex" xmlns:cx1="http://schemas.microsoft.com/office/drawing/2015/9/8/chartex">
+          <mc:Fallback xmlns:cx1="http://schemas.microsoft.com/office/drawing/2015/9/8/chartex" xmlns:cx2="http://schemas.microsoft.com/office/drawing/2015/10/21/chartex" xmlns:cx3="http://schemas.microsoft.com/office/drawing/2016/5/9/chartex" xmlns:cx4="http://schemas.microsoft.com/office/drawing/2016/5/10/chartex" xmlns:cx5="http://schemas.microsoft.com/office/drawing/2016/5/11/chartex" xmlns:cx6="http://schemas.microsoft.com/office/drawing/2016/5/12/chartex" xmlns:cx7="http://schemas.microsoft.com/office/drawing/2016/5/13/chartex" xmlns:cx8="http://schemas.microsoft.com/office/drawing/2016/5/14/chartex" xmlns:aink="http://schemas.microsoft.com/office/drawing/2016/ink" xmlns:am3d="http://schemas.microsoft.com/office/drawing/2017/model3d" xmlns:oel="http://schemas.microsoft.com/office/2019/extlst" xmlns:w16cei="http://schemas.microsoft.com/office/word/2026/wordml/cei" xmlns:w16cex="http://schemas.microsoft.com/office/word/2018/wordml/cex" xmlns:w16cid="http://schemas.microsoft.com/office/word/2016/wordml/cid" xmlns:w16="http://schemas.microsoft.com/office/word/2018/wordml" xmlns:w16du="http://schemas.microsoft.com/office/word/2023/wordml/word16du" xmlns:w16sdtdh="http://schemas.microsoft.com/office/word/2020/wordml/sdtdatahash" xmlns:w16sdtfl="http://schemas.microsoft.com/office/word/2024/wordml/sdtformatlock">
             <w:pict>
               <v:shape w14:anchorId="67282DB8" id="Text Box 7" o:spid="_x0000_s1035" type="#_x0000_t202" style="width:460.5pt;height:330pt;visibility:visible;mso-wrap-style:square;mso-left-percent:-10001;mso-top-percent:-10001;mso-position-horizontal:absolute;mso-position-horizontal-relative:char;mso-position-vertical:absolute;mso-position-vertical-relative:line;mso-left-percent:-10001;mso-top-percent:-10001;v-text-anchor:top" o:gfxdata="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" fillcolor="white [3201]" strokeweight=".5pt">
                 <v:textbox>
@@ -15518,7 +15518,7 @@
               </wp:inline>
             </w:drawing>
           </mc:Choice>
-          <mc:Fallback xmlns:w16sdtfl="http://schemas.microsoft.com/office/word/2024/wordml/sdtformatlock" xmlns:w16sdtdh="http://schemas.microsoft.com/office/word/2020/wordml/sdtdatahash" xmlns:w16du="http://schemas.microsoft.com/office/word/2023/wordml/word16du" xmlns:w16="http://schemas.microsoft.com/office/word/2018/wordml" xmlns:w16cid="http://schemas.microsoft.com/office/word/2016/wordml/cid" xmlns:w16cex="http://schemas.microsoft.com/office/word/2018/wordml/cex" xmlns:w16cei="http://schemas.microsoft.com/office/word/2026/wordml/cei" xmlns:oel="http://schemas.microsoft.com/office/2019/extlst" xmlns:am3d="http://schemas.microsoft.com/office/drawing/2017/model3d" xmlns:aink="http://schemas.microsoft.com/office/drawing/2016/ink" xmlns:cx8="http://schemas.microsoft.com/office/drawing/2016/5/14/chartex" xmlns:cx7="http://schemas.microsoft.com/office/drawing/2016/5/13/chartex" xmlns:cx6="http://schemas.microsoft.com/office/drawing/2016/5/12/chartex" xmlns:cx5="http://schemas.microsoft.com/office/drawing/2016/5/11/chartex" xmlns:cx4="http://schemas.microsoft.com/office/drawing/2016/5/10/chartex" xmlns:cx3="http://schemas.microsoft.com/office/drawing/2016/5/9/chartex" xmlns:cx2="http://schemas.microsoft.com/office/drawing/2015/10/21/chartex" xmlns:cx1="http://schemas.microsoft.com/office/drawing/2015/9/8/chartex">
+          <mc:Fallback xmlns:cx1="http://schemas.microsoft.com/office/drawing/2015/9/8/chartex" xmlns:cx2="http://schemas.microsoft.com/office/drawing/2015/10/21/chartex" xmlns:cx3="http://schemas.microsoft.com/office/drawing/2016/5/9/chartex" xmlns:cx4="http://schemas.microsoft.com/office/drawing/2016/5/10/chartex" xmlns:cx5="http://schemas.microsoft.com/office/drawing/2016/5/11/chartex" xmlns:cx6="http://schemas.microsoft.com/office/drawing/2016/5/12/chartex" xmlns:cx7="http://schemas.microsoft.com/office/drawing/2016/5/13/chartex" xmlns:cx8="http://schemas.microsoft.com/office/drawing/2016/5/14/chartex" xmlns:aink="http://schemas.microsoft.com/office/drawing/2016/ink" xmlns:am3d="http://schemas.microsoft.com/office/drawing/2017/model3d" xmlns:oel="http://schemas.microsoft.com/office/2019/extlst" xmlns:w16cei="http://schemas.microsoft.com/office/word/2026/wordml/cei" xmlns:w16cex="http://schemas.microsoft.com/office/word/2018/wordml/cex" xmlns:w16cid="http://schemas.microsoft.com/office/word/2016/wordml/cid" xmlns:w16="http://schemas.microsoft.com/office/word/2018/wordml" xmlns:w16du="http://schemas.microsoft.com/office/word/2023/wordml/word16du" xmlns:w16sdtdh="http://schemas.microsoft.com/office/word/2020/wordml/sdtdatahash" xmlns:w16sdtfl="http://schemas.microsoft.com/office/word/2024/wordml/sdtformatlock">
             <w:pict>
               <v:shape w14:anchorId="1CF2612B" id="Text Box 6" o:spid="_x0000_s1036" type="#_x0000_t202" style="width:460.5pt;height:328pt;visibility:visible;mso-wrap-style:square;mso-left-percent:-10001;mso-top-percent:-10001;mso-position-horizontal:absolute;mso-position-horizontal-relative:char;mso-position-vertical:absolute;mso-position-vertical-relative:line;mso-left-percent:-10001;mso-top-percent:-10001;v-text-anchor:top" o:gfxdata="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" fillcolor="white [3201]" strokeweight=".5pt">
                 <v:textbox>
@@ -16934,8 +16934,6 @@
         </w:rPr>
         <w:t>Getter functions to access book details</w:t>
       </w:r>
-      <w:bookmarkStart w:id="0" w:name="_GoBack"/>
-      <w:bookmarkEnd w:id="0"/>
     </w:p>
     <w:p>
       <w:pPr>
@@ -17053,6 +17051,8 @@
         <w:jc w:val="both"/>
         <w:rPr>
           <w:rFonts w:ascii="Times New Roman" w:eastAsia="Times New Roman" w:hAnsi="Times New Roman" w:cs="Times New Roman"/>
+          <w:i/>
+          <w:iCs/>
           <w:kern w:val="0"/>
           <w14:ligatures w14:val="none"/>
         </w:rPr>
@@ -17066,6 +17066,210 @@
           <w14:ligatures w14:val="none"/>
         </w:rPr>
         <w:t>Note: No user input is required in this task. All data must be read from the file.</w:t>
+      </w:r>
+    </w:p>
+    <w:p>
+      <w:pPr>
+        <w:spacing w:after="100" w:afterAutospacing="1" w:line="240" w:lineRule="auto"/>
+        <w:jc w:val="both"/>
+        <w:rPr>
+          <w:rFonts w:ascii="Times New Roman" w:eastAsia="Times New Roman" w:hAnsi="Times New Roman" w:cs="Times New Roman"/>
+          <w:kern w:val="0"/>
+          <w14:ligatures w14:val="none"/>
+        </w:rPr>
+      </w:pPr>
+      <w:r>
+        <w:rPr>
+          <w:noProof/>
+        </w:rPr>
+        <w:lastRenderedPageBreak/>
+        <w:drawing>
+          <wp:inline distT="0" distB="0" distL="0" distR="0" wp14:anchorId="55C41DC6" wp14:editId="4A92D6D9">
+            <wp:extent cx="5943600" cy="4598035"/>
+            <wp:effectExtent l="0" t="0" r="0" b="0"/>
+            <wp:docPr id="1" name="Picture 1"/>
+            <wp:cNvGraphicFramePr>
+              <a:graphicFrameLocks xmlns:a="http://schemas.openxmlformats.org/drawingml/2006/main" noChangeAspect="1"/>
+            </wp:cNvGraphicFramePr>
+            <a:graphic xmlns:a="http://schemas.openxmlformats.org/drawingml/2006/main">
+              <a:graphicData uri="http://schemas.openxmlformats.org/drawingml/2006/picture">
+                <pic:pic xmlns:pic="http://schemas.openxmlformats.org/drawingml/2006/picture">
+                  <pic:nvPicPr>
+                    <pic:cNvPr id="1" name=""/>
+                    <pic:cNvPicPr/>
+                  </pic:nvPicPr>
+                  <pic:blipFill>
+                    <a:blip r:embed="rId8"/>
+                    <a:stretch>
+                      <a:fillRect/>
+                    </a:stretch>
+                  </pic:blipFill>
+                  <pic:spPr>
+                    <a:xfrm>
+                      <a:off x="0" y="0"/>
+                      <a:ext cx="5943600" cy="4598035"/>
+                    </a:xfrm>
+                    <a:prstGeom prst="rect">
+                      <a:avLst/>
+                    </a:prstGeom>
+                  </pic:spPr>
+                </pic:pic>
+              </a:graphicData>
+            </a:graphic>
+          </wp:inline>
+        </w:drawing>
+      </w:r>
+      <w:r>
+        <w:rPr>
+          <w:noProof/>
+        </w:rPr>
+        <w:drawing>
+          <wp:inline distT="0" distB="0" distL="0" distR="0" wp14:anchorId="567E5D59" wp14:editId="48D00FCD">
+            <wp:extent cx="5038725" cy="2895600"/>
+            <wp:effectExtent l="0" t="0" r="9525" b="0"/>
+            <wp:docPr id="2" name="Picture 2"/>
+            <wp:cNvGraphicFramePr>
+              <a:graphicFrameLocks xmlns:a="http://schemas.openxmlformats.org/drawingml/2006/main" noChangeAspect="1"/>
+            </wp:cNvGraphicFramePr>
+            <a:graphic xmlns:a="http://schemas.openxmlformats.org/drawingml/2006/main">
+              <a:graphicData uri="http://schemas.openxmlformats.org/drawingml/2006/picture">
+                <pic:pic xmlns:pic="http://schemas.openxmlformats.org/drawingml/2006/picture">
+                  <pic:nvPicPr>
+                    <pic:cNvPr id="1" name=""/>
+                    <pic:cNvPicPr/>
+                  </pic:nvPicPr>
+                  <pic:blipFill>
+                    <a:blip r:embed="rId9"/>
+                    <a:stretch>
+                      <a:fillRect/>
+                    </a:stretch>
+                  </pic:blipFill>
+                  <pic:spPr>
+                    <a:xfrm>
+                      <a:off x="0" y="0"/>
+                      <a:ext cx="5038725" cy="2895600"/>
+                    </a:xfrm>
+                    <a:prstGeom prst="rect">
+                      <a:avLst/>
+                    </a:prstGeom>
+                  </pic:spPr>
+                </pic:pic>
+              </a:graphicData>
+            </a:graphic>
+          </wp:inline>
+        </w:drawing>
+      </w:r>
+      <w:r>
+        <w:rPr>
+          <w:noProof/>
+        </w:rPr>
+        <w:lastRenderedPageBreak/>
+        <w:drawing>
+          <wp:inline distT="0" distB="0" distL="0" distR="0" wp14:anchorId="067D8665" wp14:editId="746A0403">
+            <wp:extent cx="5943600" cy="4855210"/>
+            <wp:effectExtent l="0" t="0" r="0" b="2540"/>
+            <wp:docPr id="3" name="Picture 3"/>
+            <wp:cNvGraphicFramePr>
+              <a:graphicFrameLocks xmlns:a="http://schemas.openxmlformats.org/drawingml/2006/main" noChangeAspect="1"/>
+            </wp:cNvGraphicFramePr>
+            <a:graphic xmlns:a="http://schemas.openxmlformats.org/drawingml/2006/main">
+              <a:graphicData uri="http://schemas.openxmlformats.org/drawingml/2006/picture">
+                <pic:pic xmlns:pic="http://schemas.openxmlformats.org/drawingml/2006/picture">
+                  <pic:nvPicPr>
+                    <pic:cNvPr id="1" name=""/>
+                    <pic:cNvPicPr/>
+                  </pic:nvPicPr>
+                  <pic:blipFill>
+                    <a:blip r:embed="rId10"/>
+                    <a:stretch>
+                      <a:fillRect/>
+                    </a:stretch>
+                  </pic:blipFill>
+                  <pic:spPr>
+                    <a:xfrm>
+                      <a:off x="0" y="0"/>
+                      <a:ext cx="5943600" cy="4855210"/>
+                    </a:xfrm>
+                    <a:prstGeom prst="rect">
+                      <a:avLst/>
+                    </a:prstGeom>
+                  </pic:spPr>
+                </pic:pic>
+              </a:graphicData>
+            </a:graphic>
+          </wp:inline>
+        </w:drawing>
+      </w:r>
+    </w:p>
+    <w:p>
+      <w:pPr>
+        <w:spacing w:after="100" w:afterAutospacing="1" w:line="240" w:lineRule="auto"/>
+        <w:jc w:val="both"/>
+        <w:rPr>
+          <w:rFonts w:ascii="Times New Roman" w:eastAsia="Times New Roman" w:hAnsi="Times New Roman" w:cs="Times New Roman"/>
+          <w:kern w:val="0"/>
+          <w14:ligatures w14:val="none"/>
+        </w:rPr>
+      </w:pPr>
+      <w:r>
+        <w:rPr>
+          <w:rFonts w:ascii="Times New Roman" w:eastAsia="Times New Roman" w:hAnsi="Times New Roman" w:cs="Times New Roman"/>
+          <w:kern w:val="0"/>
+          <w14:ligatures w14:val="none"/>
+        </w:rPr>
+        <w:t>Output:</w:t>
+      </w:r>
+    </w:p>
+    <w:p>
+      <w:pPr>
+        <w:spacing w:after="100" w:afterAutospacing="1" w:line="240" w:lineRule="auto"/>
+        <w:jc w:val="both"/>
+        <w:rPr>
+          <w:rFonts w:ascii="Times New Roman" w:eastAsia="Times New Roman" w:hAnsi="Times New Roman" w:cs="Times New Roman"/>
+          <w:kern w:val="0"/>
+          <w14:ligatures w14:val="none"/>
+        </w:rPr>
+      </w:pPr>
+      <w:r>
+        <w:rPr>
+          <w:noProof/>
+        </w:rPr>
+        <w:lastRenderedPageBreak/>
+        <w:drawing>
+          <wp:inline distT="0" distB="0" distL="0" distR="0" wp14:anchorId="6E7A84AE" wp14:editId="6D40EE62">
+            <wp:extent cx="3486150" cy="4829175"/>
+            <wp:effectExtent l="0" t="0" r="0" b="9525"/>
+            <wp:docPr id="4" name="Picture 4"/>
+            <wp:cNvGraphicFramePr>
+              <a:graphicFrameLocks xmlns:a="http://schemas.openxmlformats.org/drawingml/2006/main" noChangeAspect="1"/>
+            </wp:cNvGraphicFramePr>
+            <a:graphic xmlns:a="http://schemas.openxmlformats.org/drawingml/2006/main">
+              <a:graphicData uri="http://schemas.openxmlformats.org/drawingml/2006/picture">
+                <pic:pic xmlns:pic="http://schemas.openxmlformats.org/drawingml/2006/picture">
+                  <pic:nvPicPr>
+                    <pic:cNvPr id="1" name=""/>
+                    <pic:cNvPicPr/>
+                  </pic:nvPicPr>
+                  <pic:blipFill>
+                    <a:blip r:embed="rId11"/>
+                    <a:stretch>
+                      <a:fillRect/>
+                    </a:stretch>
+                  </pic:blipFill>
+                  <pic:spPr>
+                    <a:xfrm>
+                      <a:off x="0" y="0"/>
+                      <a:ext cx="3486150" cy="4829175"/>
+                    </a:xfrm>
+                    <a:prstGeom prst="rect">
+                      <a:avLst/>
+                    </a:prstGeom>
+                  </pic:spPr>
+                </pic:pic>
+              </a:graphicData>
+            </a:graphic>
+          </wp:inline>
+        </w:drawing>
       </w:r>
     </w:p>
     <w:p>
@@ -17416,6 +17620,7 @@
           <w:kern w:val="0"/>
           <w14:ligatures w14:val="none"/>
         </w:rPr>
+        <w:lastRenderedPageBreak/>
         <w:t>Take student name and roll number as input</w:t>
       </w:r>
     </w:p>
@@ -17479,6 +17684,240 @@
         <w:jc w:val="both"/>
         <w:rPr>
           <w:rFonts w:ascii="Times New Roman" w:eastAsia="Times New Roman" w:hAnsi="Times New Roman" w:cs="Times New Roman"/>
+          <w:b/>
+          <w:bCs/>
+          <w:kern w:val="0"/>
+          <w:sz w:val="27"/>
+          <w:szCs w:val="27"/>
+          <w14:ligatures w14:val="none"/>
+        </w:rPr>
+      </w:pPr>
+      <w:r>
+        <w:rPr>
+          <w:noProof/>
+        </w:rPr>
+        <w:drawing>
+          <wp:inline distT="0" distB="0" distL="0" distR="0" wp14:anchorId="3282F602" wp14:editId="7CF914B2">
+            <wp:extent cx="5943600" cy="4204970"/>
+            <wp:effectExtent l="0" t="0" r="0" b="5080"/>
+            <wp:docPr id="5" name="Picture 5"/>
+            <wp:cNvGraphicFramePr>
+              <a:graphicFrameLocks xmlns:a="http://schemas.openxmlformats.org/drawingml/2006/main" noChangeAspect="1"/>
+            </wp:cNvGraphicFramePr>
+            <a:graphic xmlns:a="http://schemas.openxmlformats.org/drawingml/2006/main">
+              <a:graphicData uri="http://schemas.openxmlformats.org/drawingml/2006/picture">
+                <pic:pic xmlns:pic="http://schemas.openxmlformats.org/drawingml/2006/picture">
+                  <pic:nvPicPr>
+                    <pic:cNvPr id="1" name=""/>
+                    <pic:cNvPicPr/>
+                  </pic:nvPicPr>
+                  <pic:blipFill>
+                    <a:blip r:embed="rId12"/>
+                    <a:stretch>
+                      <a:fillRect/>
+                    </a:stretch>
+                  </pic:blipFill>
+                  <pic:spPr>
+                    <a:xfrm>
+                      <a:off x="0" y="0"/>
+                      <a:ext cx="5943600" cy="4204970"/>
+                    </a:xfrm>
+                    <a:prstGeom prst="rect">
+                      <a:avLst/>
+                    </a:prstGeom>
+                  </pic:spPr>
+                </pic:pic>
+              </a:graphicData>
+            </a:graphic>
+          </wp:inline>
+        </w:drawing>
+      </w:r>
+      <w:r>
+        <w:rPr>
+          <w:noProof/>
+        </w:rPr>
+        <w:drawing>
+          <wp:inline distT="0" distB="0" distL="0" distR="0" wp14:anchorId="04EB7F8A" wp14:editId="1F737F92">
+            <wp:extent cx="5943600" cy="2172335"/>
+            <wp:effectExtent l="0" t="0" r="0" b="0"/>
+            <wp:docPr id="6" name="Picture 6"/>
+            <wp:cNvGraphicFramePr>
+              <a:graphicFrameLocks xmlns:a="http://schemas.openxmlformats.org/drawingml/2006/main" noChangeAspect="1"/>
+            </wp:cNvGraphicFramePr>
+            <a:graphic xmlns:a="http://schemas.openxmlformats.org/drawingml/2006/main">
+              <a:graphicData uri="http://schemas.openxmlformats.org/drawingml/2006/picture">
+                <pic:pic xmlns:pic="http://schemas.openxmlformats.org/drawingml/2006/picture">
+                  <pic:nvPicPr>
+                    <pic:cNvPr id="1" name=""/>
+                    <pic:cNvPicPr/>
+                  </pic:nvPicPr>
+                  <pic:blipFill>
+                    <a:blip r:embed="rId13"/>
+                    <a:stretch>
+                      <a:fillRect/>
+                    </a:stretch>
+                  </pic:blipFill>
+                  <pic:spPr>
+                    <a:xfrm>
+                      <a:off x="0" y="0"/>
+                      <a:ext cx="5943600" cy="2172335"/>
+                    </a:xfrm>
+                    <a:prstGeom prst="rect">
+                      <a:avLst/>
+                    </a:prstGeom>
+                  </pic:spPr>
+                </pic:pic>
+              </a:graphicData>
+            </a:graphic>
+          </wp:inline>
+        </w:drawing>
+      </w:r>
+      <w:r>
+        <w:rPr>
+          <w:noProof/>
+        </w:rPr>
+        <w:lastRenderedPageBreak/>
+        <w:drawing>
+          <wp:inline distT="0" distB="0" distL="0" distR="0" wp14:anchorId="2F91628A" wp14:editId="2B294A55">
+            <wp:extent cx="5943600" cy="4326890"/>
+            <wp:effectExtent l="0" t="0" r="0" b="0"/>
+            <wp:docPr id="7" name="Picture 7"/>
+            <wp:cNvGraphicFramePr>
+              <a:graphicFrameLocks xmlns:a="http://schemas.openxmlformats.org/drawingml/2006/main" noChangeAspect="1"/>
+            </wp:cNvGraphicFramePr>
+            <a:graphic xmlns:a="http://schemas.openxmlformats.org/drawingml/2006/main">
+              <a:graphicData uri="http://schemas.openxmlformats.org/drawingml/2006/picture">
+                <pic:pic xmlns:pic="http://schemas.openxmlformats.org/drawingml/2006/picture">
+                  <pic:nvPicPr>
+                    <pic:cNvPr id="1" name=""/>
+                    <pic:cNvPicPr/>
+                  </pic:nvPicPr>
+                  <pic:blipFill>
+                    <a:blip r:embed="rId14"/>
+                    <a:stretch>
+                      <a:fillRect/>
+                    </a:stretch>
+                  </pic:blipFill>
+                  <pic:spPr>
+                    <a:xfrm>
+                      <a:off x="0" y="0"/>
+                      <a:ext cx="5943600" cy="4326890"/>
+                    </a:xfrm>
+                    <a:prstGeom prst="rect">
+                      <a:avLst/>
+                    </a:prstGeom>
+                  </pic:spPr>
+                </pic:pic>
+              </a:graphicData>
+            </a:graphic>
+          </wp:inline>
+        </w:drawing>
+      </w:r>
+      <w:r>
+        <w:rPr>
+          <w:noProof/>
+        </w:rPr>
+        <w:drawing>
+          <wp:inline distT="0" distB="0" distL="0" distR="0" wp14:anchorId="02A07B66" wp14:editId="1E7D1A7A">
+            <wp:extent cx="5943600" cy="3592830"/>
+            <wp:effectExtent l="0" t="0" r="0" b="7620"/>
+            <wp:docPr id="8" name="Picture 8"/>
+            <wp:cNvGraphicFramePr>
+              <a:graphicFrameLocks xmlns:a="http://schemas.openxmlformats.org/drawingml/2006/main" noChangeAspect="1"/>
+            </wp:cNvGraphicFramePr>
+            <a:graphic xmlns:a="http://schemas.openxmlformats.org/drawingml/2006/main">
+              <a:graphicData uri="http://schemas.openxmlformats.org/drawingml/2006/picture">
+                <pic:pic xmlns:pic="http://schemas.openxmlformats.org/drawingml/2006/picture">
+                  <pic:nvPicPr>
+                    <pic:cNvPr id="1" name=""/>
+                    <pic:cNvPicPr/>
+                  </pic:nvPicPr>
+                  <pic:blipFill>
+                    <a:blip r:embed="rId15"/>
+                    <a:stretch>
+                      <a:fillRect/>
+                    </a:stretch>
+                  </pic:blipFill>
+                  <pic:spPr>
+                    <a:xfrm>
+                      <a:off x="0" y="0"/>
+                      <a:ext cx="5943600" cy="3592830"/>
+                    </a:xfrm>
+                    <a:prstGeom prst="rect">
+                      <a:avLst/>
+                    </a:prstGeom>
+                  </pic:spPr>
+                </pic:pic>
+              </a:graphicData>
+            </a:graphic>
+          </wp:inline>
+        </w:drawing>
+      </w:r>
+    </w:p>
+    <w:p>
+      <w:pPr>
+        <w:spacing w:after="0" w:line="240" w:lineRule="auto"/>
+        <w:jc w:val="both"/>
+        <w:rPr>
+          <w:rFonts w:ascii="Times New Roman" w:eastAsia="Times New Roman" w:hAnsi="Times New Roman" w:cs="Times New Roman"/>
+          <w:b/>
+          <w:bCs/>
+          <w:kern w:val="0"/>
+          <w:sz w:val="27"/>
+          <w:szCs w:val="27"/>
+          <w14:ligatures w14:val="none"/>
+        </w:rPr>
+      </w:pPr>
+      <w:r>
+        <w:rPr>
+          <w:noProof/>
+        </w:rPr>
+        <w:lastRenderedPageBreak/>
+        <w:drawing>
+          <wp:inline distT="0" distB="0" distL="0" distR="0" wp14:anchorId="167E7774" wp14:editId="0CB94E12">
+            <wp:extent cx="4886325" cy="3000375"/>
+            <wp:effectExtent l="0" t="0" r="9525" b="9525"/>
+            <wp:docPr id="9" name="Picture 9"/>
+            <wp:cNvGraphicFramePr>
+              <a:graphicFrameLocks xmlns:a="http://schemas.openxmlformats.org/drawingml/2006/main" noChangeAspect="1"/>
+            </wp:cNvGraphicFramePr>
+            <a:graphic xmlns:a="http://schemas.openxmlformats.org/drawingml/2006/main">
+              <a:graphicData uri="http://schemas.openxmlformats.org/drawingml/2006/picture">
+                <pic:pic xmlns:pic="http://schemas.openxmlformats.org/drawingml/2006/picture">
+                  <pic:nvPicPr>
+                    <pic:cNvPr id="1" name=""/>
+                    <pic:cNvPicPr/>
+                  </pic:nvPicPr>
+                  <pic:blipFill>
+                    <a:blip r:embed="rId16"/>
+                    <a:stretch>
+                      <a:fillRect/>
+                    </a:stretch>
+                  </pic:blipFill>
+                  <pic:spPr>
+                    <a:xfrm>
+                      <a:off x="0" y="0"/>
+                      <a:ext cx="4886325" cy="3000375"/>
+                    </a:xfrm>
+                    <a:prstGeom prst="rect">
+                      <a:avLst/>
+                    </a:prstGeom>
+                  </pic:spPr>
+                </pic:pic>
+              </a:graphicData>
+            </a:graphic>
+          </wp:inline>
+        </w:drawing>
+      </w:r>
+      <w:bookmarkStart w:id="0" w:name="_GoBack"/>
+      <w:bookmarkEnd w:id="0"/>
+    </w:p>
+    <w:p>
+      <w:pPr>
+        <w:spacing w:after="0" w:line="240" w:lineRule="auto"/>
+        <w:jc w:val="both"/>
+        <w:rPr>
+          <w:rFonts w:ascii="Times New Roman" w:eastAsia="Times New Roman" w:hAnsi="Times New Roman" w:cs="Times New Roman"/>
           <w:kern w:val="0"/>
           <w14:ligatures w14:val="none"/>
         </w:rPr>
@@ -17493,7 +17932,6 @@
           <w:szCs w:val="27"/>
           <w14:ligatures w14:val="none"/>
         </w:rPr>
-        <w:lastRenderedPageBreak/>
         <w:t xml:space="preserve">Bonus </w:t>
       </w:r>
       <w:r>
@@ -17928,8 +18366,8 @@
       </w:pPr>
     </w:p>
     <w:sectPr>
-      <w:headerReference w:type="default" r:id="rId8"/>
-      <w:footerReference w:type="default" r:id="rId9"/>
+      <w:headerReference w:type="default" r:id="rId17"/>
+      <w:footerReference w:type="default" r:id="rId18"/>
       <w:pgSz w:w="12240" w:h="15840"/>
       <w:pgMar w:top="1440" w:right="1440" w:bottom="1440" w:left="1440" w:header="720" w:footer="720" w:gutter="0"/>
       <w:cols w:space="720"/>
@@ -17999,7 +18437,7 @@
           <w:rPr>
             <w:noProof/>
           </w:rPr>
-          <w:t>8</w:t>
+          <w:t>13</w:t>
         </w:r>
         <w:r>
           <w:rPr>
